--- a/docs/pack-commercial/FICHE-BESOINS_garage.docx
+++ b/docs/pack-commercial/FICHE-BESOINS_garage.docx
@@ -2039,7 +2039,7 @@
                 <w:sz w:val="19"/>
                 <w:szCs w:val="19"/>
               </w:rPr>
-              <w:t xml:space="preserve">☐ 10 h      ☐ 20 h      ☐ 40 h      ☐ À évaluer</w:t>
+              <w:t>☐ 10 h / mois      ☐ 20 h / mois      ☐ 40 h / mois      ☐ À évaluer</w:t>
             </w:r>
           </w:p>
         </w:tc>
